--- a/docs/literature/Literature_review_Information_Theory_Causality_2020-2026.docx
+++ b/docs/literature/Literature_review_Information_Theory_Causality_2020-2026.docx
@@ -1963,7 +1963,7 @@
         <w:jc w:val="both"/>
       </w:pPr>
       <w:r>
-        <w:t xml:space="preserve">None of the 20 papers has directed information as its main contribution; the closest counterpart is the reverse information between the action and the state transition [BK3].</w:t>
+        <w:t xml:space="preserve">None of the 20 papers has directed information as its main contribution; the closest counterpart is the inverse information between the action and the state transition [BK3].</w:t>
       </w:r>
     </w:p>
     <w:p>
@@ -4695,7 +4695,7 @@
         <w:jc w:val="both"/>
       </w:pPr>
       <w:r>
-        <w:t xml:space="preserve">In causal discovery, information enters as an identification criterion [P1], as a design criterion for conditional independence tests [H2], as an invariance condition across environments [BK5] and as a criterion for choosing interventions [O5, H3]; the minimax bounds for entropy estimation [BK1] show how precisely these quantities can be measured.</w:t>
+        <w:t xml:space="preserve">In causal discovery, information enters as an identification criterion [P1], as a criterion for constructing conditional independence tests [H2], as an invariance condition across environments [BK5] and as a criterion for choosing interventions [O5, H3]; the minimax bounds for entropy estimation [BK1] show how precisely these quantities can be measured.</w:t>
       </w:r>
     </w:p>
     <w:p>
@@ -5245,7 +5245,7 @@
         <w:jc w:val="both"/>
       </w:pPr>
       <w:r>
-        <w:t xml:space="preserve">In the SWI-Goal-OED project, the operator increases pumping during drought and decreases it when the toe reading is high, while drought also pushes the toe itself toward the well. This is the situation in which observational and interventional information measures part ways. In the test of Section 9, the transfer entropy from pumping to the annual change of the toe, given the alarm level, is 0.0249 bit, while the true interventional information flow, computed with twin worlds, is 0.0130 bit: transfer entropy overestimates it 1.9 times. With adjustment for drought and for the previous decision, the estimate becomes 0.0125 bit.</w:t>
+        <w:t xml:space="preserve">In the SWI-Goal-OED project, the operator increases pumping during drought and decreases it when the toe reading is high, while drought also pushes the toe itself toward the well. This is the situation in which observational and interventional information measures part ways. In the test of Section 9, the transfer entropy from pumping to the annual change of the toe, given the alarm level, is 0.0249 bit, while the true interventional information flow, computed with twin worlds, is 0.0130 bit: transfer entropy overestimates it by a factor of 1.9. With adjustment for drought and for the previous decision, the estimate becomes 0.0125 bit.</w:t>
       </w:r>
     </w:p>
     <w:p>
@@ -5383,7 +5383,7 @@
         <w:t xml:space="preserve">representative formulations</w:t>
       </w:r>
       <w:r>
-        <w:t xml:space="preserve"> of the framework of the paper, because no full text was opened; those marked "derived" are derivations of this document.</w:t>
+        <w:t xml:space="preserve"> of the framework of the paper, because no full text was opened; those marked "derived" were derived in this document.</w:t>
       </w:r>
     </w:p>
     <w:p>
@@ -8133,7 +8133,7 @@
             <w:vAlign w:val="top"/>
           </w:tcPr>
           <w:p>
-            <w:hyperlink w:history="1" r:id="rIdb-pm6lc8_ahmbl1oshh41">
+            <w:hyperlink w:history="1" r:id="rIdyrc3gx0kmch3gy3zxj007">
               <w:r>
                 <w:rPr>
                   <w:color w:val="1D4ED8"/>
@@ -9218,7 +9218,7 @@
             <w:vAlign w:val="top"/>
           </w:tcPr>
           <w:p>
-            <w:hyperlink w:history="1" r:id="rIdqltsn9x0obiks-tn4amn8">
+            <w:hyperlink w:history="1" r:id="rId6dspzub6tztwsudunnlvh">
               <w:r>
                 <w:rPr>
                   <w:color w:val="1D4ED8"/>
@@ -9409,7 +9409,7 @@
         <w:t xml:space="preserve">Summary. </w:t>
       </w:r>
       <w:r>
-        <w:t xml:space="preserve">The paper defines two measures that "quantify the maximal and minimal change in the output of a physical process caused by changes in its input". The measures are defined first in general probabilistic theories and then for quantum channels, where the maximal effect is the largest trace distance between the outputs for two different inputs. Both measures have continuity and the data processing inequality: no processing before or after the process increases the causal effect. The maximal quantum effect detects the channels with non-zero capacity for transmitting classical information. The minimal effect guarantees that quantum information can be recovered, so causal strength is linked directly to error correction.</w:t>
+        <w:t xml:space="preserve">The paper defines two measures that "quantify the maximal and minimal change in the output of a physical process caused by changes in its input". The measures are defined first in general probabilistic theories and then for quantum channels, where the maximal effect is the largest trace distance between the outputs for two different inputs. Both measures satisfy continuity and the data processing inequality: no processing before or after the process increases the causal effect. The maximal quantum effect detects the channels with non-zero capacity for transmitting classical information. The minimal effect guarantees that quantum information can be recovered, so causal strength is linked directly to error correction.</w:t>
       </w:r>
     </w:p>
     <w:p>
@@ -10366,7 +10366,7 @@
             <w:vAlign w:val="top"/>
           </w:tcPr>
           <w:p>
-            <w:hyperlink w:history="1" r:id="rIdc8jzmrci-8jpylk7qlczv">
+            <w:hyperlink w:history="1" r:id="rIdbi9qzwcq_6oxp15v4i9uo">
               <w:r>
                 <w:rPr>
                   <w:color w:val="1D4ED8"/>
@@ -11155,7 +11155,7 @@
             <w:vAlign w:val="top"/>
           </w:tcPr>
           <w:p>
-            <w:hyperlink w:history="1" r:id="rIdafydnsut1ravkp6ejqhaw">
+            <w:hyperlink w:history="1" r:id="rIdnaze1jvyawjnu7pypypcu">
               <w:r>
                 <w:rPr>
                   <w:color w:val="1D4ED8"/>
@@ -11935,7 +11935,7 @@
             <w:vAlign w:val="top"/>
           </w:tcPr>
           <w:p>
-            <w:hyperlink w:history="1" r:id="rIdbcwqmvacwxj3tc_nmrd54">
+            <w:hyperlink w:history="1" r:id="rId7rfaf3vorf2i1ykidttcq">
               <w:r>
                 <w:rPr>
                   <w:color w:val="1D4ED8"/>
@@ -13005,7 +13005,7 @@
             <w:vAlign w:val="top"/>
           </w:tcPr>
           <w:p>
-            <w:hyperlink w:history="1" r:id="rId9t2mlss6in7w5iudco8rp">
+            <w:hyperlink w:history="1" r:id="rIdnak67-c2nzjqobykyahho">
               <w:r>
                 <w:rPr>
                   <w:color w:val="1D4ED8"/>
@@ -14072,7 +14072,7 @@
             <w:vAlign w:val="top"/>
           </w:tcPr>
           <w:p>
-            <w:hyperlink w:history="1" r:id="rIdxplxrrxtbtznfhk7_kjel">
+            <w:hyperlink w:history="1" r:id="rIdqkeirizgsc__5e3udwthn">
               <w:r>
                 <w:rPr>
                   <w:color w:val="1D4ED8"/>
@@ -14288,7 +14288,7 @@
         </m:r>
       </m:oMath>
       <w:r>
-        <w:t xml:space="preserve"> given the other variables" with control of the false discovery rate. The standard so far, choosing knockoffs with minimal mean absolute correlation, "can fail in easy cases", e.g. in linear Gaussian models with correlated variables. The authors show that the reason is reconstructability: the joint dependencies allow the effect of a variable to be reconstructed from the other variables and the knockoffs. The new criterion, minimizing reconstructability, has two forms: maximal conditional variance and maximum entropy. The second form minimizes the mutual information between the variables and the knockoffs, and it also applies beyond the Gaussian case. Both clearly outperform classical knockoffs in the cases with strong correlation.</w:t>
+        <w:t xml:space="preserve"> given the other variables" with control of the false discovery rate. The standard so far, choosing knockoffs with minimal mean absolute correlation, "can fail in easy cases", e.g. in linear Gaussian models with correlated variables. The authors show that the reason is reconstructability: the joint dependencies allow the effect of a variable to be reconstructed from the other variables and the knockoffs. The new criterion, minimizing reconstructability, has two forms: maximal conditional variance and maximum entropy. The second form minimizes the mutual information between the variables and the knockoffs, and it also applies beyond the Gaussian case. Both substantially outperform classical knockoffs in the cases with strong correlation.</w:t>
       </w:r>
     </w:p>
     <w:p>
@@ -15187,7 +15187,7 @@
             <w:vAlign w:val="top"/>
           </w:tcPr>
           <w:p>
-            <w:hyperlink w:history="1" r:id="rId0mgcuatldezpqoegnofmt">
+            <w:hyperlink w:history="1" r:id="rIdtkjg2hde6nra8x7htu9av">
               <w:r>
                 <w:rPr>
                   <w:color w:val="1D4ED8"/>
@@ -16151,7 +16151,7 @@
             <w:vAlign w:val="top"/>
           </w:tcPr>
           <w:p>
-            <w:hyperlink w:history="1" r:id="rIdm6bwtz_oawegxvtmpgnsr">
+            <w:hyperlink w:history="1" r:id="rIdprrxsvssqlsff36i6qsmv">
               <w:r>
                 <w:rPr>
                   <w:color w:val="1D4ED8"/>
@@ -17463,7 +17463,7 @@
             <w:vAlign w:val="top"/>
           </w:tcPr>
           <w:p>
-            <w:hyperlink w:history="1" r:id="rIdfiee4ngnaisiifigpmdut">
+            <w:hyperlink w:history="1" r:id="rIddybtk01tl_aon8hybiuke">
               <w:r>
                 <w:rPr>
                   <w:color w:val="1D4ED8"/>
@@ -18374,7 +18374,7 @@
             <w:vAlign w:val="top"/>
           </w:tcPr>
           <w:p>
-            <w:hyperlink w:history="1" r:id="rIdkziyy5_k1vag5sx63jxgp">
+            <w:hyperlink w:history="1" r:id="rIdkhpycvfca2ugvnotz4g2r">
               <w:r>
                 <w:rPr>
                   <w:color w:val="1D4ED8"/>
@@ -19315,7 +19315,7 @@
             <w:vAlign w:val="top"/>
           </w:tcPr>
           <w:p>
-            <w:hyperlink w:history="1" r:id="rIdlvmkujz-qfugjnqcvcpf0">
+            <w:hyperlink w:history="1" r:id="rIdm_ipuyebfeutr-ecoufro">
               <w:r>
                 <w:rPr>
                   <w:color w:val="1D4ED8"/>
@@ -20632,7 +20632,7 @@
             <w:vAlign w:val="top"/>
           </w:tcPr>
           <w:p>
-            <w:hyperlink w:history="1" r:id="rIdhs8dy0am1rehvjj6jgjum">
+            <w:hyperlink w:history="1" r:id="rIdqlvm_9f2k7n23r9yp4vd3">
               <w:r>
                 <w:rPr>
                   <w:color w:val="1D4ED8"/>
@@ -21660,7 +21660,7 @@
             <w:vAlign w:val="top"/>
           </w:tcPr>
           <w:p>
-            <w:hyperlink w:history="1" r:id="rIdfxbipgyvqfnaobr3smk_w">
+            <w:hyperlink w:history="1" r:id="rIdxdi2iunuda_g_ribpktfc">
               <w:r>
                 <w:rPr>
                   <w:color w:val="1D4ED8"/>
@@ -22709,7 +22709,7 @@
             <w:vAlign w:val="top"/>
           </w:tcPr>
           <w:p>
-            <w:hyperlink w:history="1" r:id="rId7s80iufp7xlw4hoj74rj1">
+            <w:hyperlink w:history="1" r:id="rIdlp0sl831eh1ze8kfjhovd">
               <w:r>
                 <w:rPr>
                   <w:color w:val="1D4ED8"/>
@@ -23565,7 +23565,7 @@
             <w:vAlign w:val="top"/>
           </w:tcPr>
           <w:p>
-            <w:hyperlink w:history="1" r:id="rIdzd6irdwvqhfcydjsdcmpa">
+            <w:hyperlink w:history="1" r:id="rIdeegixe5vk5nkcpjizhv8s">
               <w:r>
                 <w:rPr>
                   <w:color w:val="1D4ED8"/>
@@ -24781,7 +24781,7 @@
             <w:vAlign w:val="top"/>
           </w:tcPr>
           <w:p>
-            <w:hyperlink w:history="1" r:id="rIdlfaubtfvgqk9baqrtw-z8">
+            <w:hyperlink w:history="1" r:id="rIda5lozta-8q_kr1vsgc5hi">
               <w:r>
                 <w:rPr>
                   <w:color w:val="1D4ED8"/>
@@ -25856,7 +25856,7 @@
             <w:vAlign w:val="top"/>
           </w:tcPr>
           <w:p>
-            <w:hyperlink w:history="1" r:id="rIdbtehdt3u2rrwxahvptz6-">
+            <w:hyperlink w:history="1" r:id="rIdwzhk5bmparfbzhogmla_y">
               <w:r>
                 <w:rPr>
                   <w:color w:val="1D4ED8"/>
@@ -26735,7 +26735,7 @@
             <w:vAlign w:val="top"/>
           </w:tcPr>
           <w:p>
-            <w:hyperlink w:history="1" r:id="rIdkqlpkphhu7odqpbxlnxxb">
+            <w:hyperlink w:history="1" r:id="rId02asjnz3lavcltsdmrepj">
               <w:r>
                 <w:rPr>
                   <w:color w:val="1D4ED8"/>
@@ -27532,7 +27532,7 @@
             <w:vAlign w:val="top"/>
           </w:tcPr>
           <w:p>
-            <w:hyperlink w:history="1" r:id="rIdx4ijcow3vsfz4gwbjhnwh">
+            <w:hyperlink w:history="1" r:id="rId8egnbegjqzdjhlq95kul1">
               <w:r>
                 <w:rPr>
                   <w:color w:val="1D4ED8"/>
@@ -27723,7 +27723,7 @@
         <w:t xml:space="preserve">Summary. </w:t>
       </w:r>
       <w:r>
-        <w:t xml:space="preserve">The gap-gene network in the early fly embryo is used to study the trade-off between the precision with which the cell measures the concentrations of transcription factors and the amount of relevant information it extracts. For threshold readouts, low thresholds are more important, and no fine-tuning is needed for nearly optimal information transmission. The physical limits of measurement make necessary the observed multiplicity of enhancers, with sensitivity to combinations of factors rather than to a single factor. The paper counts how many bits about position, the cause at the top, pass to the readouts of one layer of the regulatory cascade, and it is the data-driven predecessor of [P4].</w:t>
+        <w:t xml:space="preserve">The gap-gene network in the early fly embryo is used to study the trade-off between the precision with which the cell measures the concentrations of transcription factors and the amount of relevant information it extracts. For threshold readouts, low thresholds are more important, and no fine-tuning is needed for nearly optimal information transmission. The physical limits of measurement make the observed multiplicity of enhancers necessary, with sensitivity to combinations of factors rather than to a single factor. The paper counts how many bits about position, the cause at the top, pass to the readouts of one layer of the regulatory cascade, and it is the data-driven predecessor of [P4].</w:t>
       </w:r>
     </w:p>
     <w:p>
@@ -30379,7 +30379,7 @@
         <w:jc w:val="both"/>
       </w:pPr>
       <w:r>
-        <w:t xml:space="preserve">The data processing inequality is the most powerful theoretical tool of the group: it identifies the causal parent from mutual information [P1], bounds the information that arrives along a chain [P4, P5] and makes interventional measures well behaved [O2]. In testing, mutual information enters as a design criterion for knockoffs [H2] and as an invariance condition [BK5]. The minimax bounds [BK1] are a reminder that every such measure must be estimated, and that the bias of "plug-in" estimators grows fast with the dimension.</w:t>
+        <w:t xml:space="preserve">The data processing inequality is the most powerful theoretical tool of the group: it identifies the causal parent from mutual information [P1], bounds the information that arrives along a chain [P4, P5] and makes interventional measures well behaved [O2]. In testing, mutual information enters as a criterion for constructing knockoffs [H2] and as an invariance condition [BK5]. The minimax bounds [BK1] are a reminder that every such measure must be estimated, and that the bias of "plug-in" estimators grows fast with the dimension.</w:t>
       </w:r>
     </w:p>
     <w:p>
@@ -30648,7 +30648,7 @@
               </w:rPr>
               <w:t xml:space="preserve">, 380(2227), 20210246. </w:t>
             </w:r>
-            <w:hyperlink w:history="1" r:id="rIdiseld2szq9lqawgedtym-">
+            <w:hyperlink w:history="1" r:id="rIdaxhmhtqkse0mzzuc-u_5p">
               <w:r>
                 <w:rPr>
                   <w:color w:val="1D4ED8"/>
@@ -30745,7 +30745,7 @@
               </w:rPr>
               <w:t xml:space="preserve">, 8, 69. </w:t>
             </w:r>
-            <w:hyperlink w:history="1" r:id="rIdoxzrlg2e4_nelfo_syrwa">
+            <w:hyperlink w:history="1" r:id="rIdk43bynumq0b3oi985xbn-">
               <w:r>
                 <w:rPr>
                   <w:color w:val="1D4ED8"/>
@@ -30841,7 +30841,7 @@
               </w:rPr>
               <w:t xml:space="preserve">, 22(4), 389. </w:t>
             </w:r>
-            <w:hyperlink w:history="1" r:id="rIddtnmgnkrrxch4i6od-bod">
+            <w:hyperlink w:history="1" r:id="rIdyzqveqjmj_cc8mmi04rm4">
               <w:r>
                 <w:rPr>
                   <w:color w:val="1D4ED8"/>
@@ -31023,7 +31023,7 @@
               </w:rPr>
               <w:t xml:space="preserve">, PMLR 139, 1953–1963. </w:t>
             </w:r>
-            <w:hyperlink w:history="1" r:id="rIdjlj5nismkyfgzqabflyfo">
+            <w:hyperlink w:history="1" r:id="rId2yglx9pha3lcrmb6lvcnr">
               <w:r>
                 <w:rPr>
                   <w:color w:val="1D4ED8"/>
@@ -31120,7 +31120,7 @@
               </w:rPr>
               <w:t xml:space="preserve">, 2(1), 013016. </w:t>
             </w:r>
-            <w:hyperlink w:history="1" r:id="rIdqvfhppiveucxxsrvm6lsn">
+            <w:hyperlink w:history="1" r:id="rIddfrnh8u7s_da2hmy1j6oa">
               <w:r>
                 <w:rPr>
                   <w:color w:val="1D4ED8"/>
@@ -31216,7 +31216,7 @@
               </w:rPr>
               <w:t xml:space="preserve">, 148(2), dev176065. </w:t>
             </w:r>
-            <w:hyperlink w:history="1" r:id="rIdq671aydhagpjge3t0ktc2">
+            <w:hyperlink w:history="1" r:id="rIdstlvy4rh052glxotzcbqr">
               <w:r>
                 <w:rPr>
                   <w:color w:val="1D4ED8"/>
@@ -31313,7 +31313,7 @@
               </w:rPr>
               <w:t xml:space="preserve">, 84. </w:t>
             </w:r>
-            <w:hyperlink w:history="1" r:id="rIda9mpjcldhc83ykazxbtst">
+            <w:hyperlink w:history="1" r:id="rIdcajdm1zae1pukoev5h-2v">
               <w:r>
                 <w:rPr>
                   <w:color w:val="1D4ED8"/>
@@ -34604,7 +34604,7 @@
         </m:r>
       </m:oMath>
       <w:r>
-        <w:t xml:space="preserve"> millibit, 1.9 times more than </w:t>
+        <w:t xml:space="preserve"> millibit, 1.9 times </w:t>
       </w:r>
       <m:oMath>
         <m:sSub>
@@ -34669,7 +34669,7 @@
         <w:t xml:space="preserve">Conditioning is not intervention.</w:t>
       </w:r>
       <w:r>
-        <w:t xml:space="preserve"> When it is also conditioned on drought and the previous decision, the value drops to 6.8 millibit, below </w:t>
+        <w:t xml:space="preserve"> When one also conditions on drought and the previous decision, the value drops to 6.8 millibit, below </w:t>
       </w:r>
       <m:oMath>
         <m:sSub>
@@ -34704,7 +34704,7 @@
         </m:sSub>
       </m:oMath>
       <w:r>
-        <w:t xml:space="preserve">. This is a different quantity: the information that pumping adds within the full context of the operator, where the decision is almost predictable. Back-door adjustment, which conditions for the conditional distributions and then averages with the population weights, recovers the estimand: 12.5 millibit, within Monte Carlo error of 13.0.</w:t>
+        <w:t xml:space="preserve">. This is a different quantity: the information that pumping adds within the full context of the operator, where the decision is almost predictable. Back-door adjustment, which conditions to obtain the conditional distributions and then averages them with the population weights, recovers the estimand: 12.5 millibit, within Monte Carlo error of 13.0.</w:t>
       </w:r>
     </w:p>
     <w:p>
@@ -37828,7 +37828,7 @@
         </w:rPr>
         <w:t xml:space="preserve"> </w:t>
       </w:r>
-      <w:hyperlink w:history="1" r:id="rIdkogp9tmlg0b39cpynbokl">
+      <w:hyperlink w:history="1" r:id="rId1yolhpq2wp_r8ovr83j7y">
         <w:r>
           <w:rPr>
             <w:color w:val="1D4ED8"/>
@@ -37889,7 +37889,7 @@
         </w:rPr>
         <w:t xml:space="preserve"> </w:t>
       </w:r>
-      <w:hyperlink w:history="1" r:id="rIdnsxqm1yrpooibey1nwwcd">
+      <w:hyperlink w:history="1" r:id="rIdtjs0bspfmf81wjoosixs0">
         <w:r>
           <w:rPr>
             <w:color w:val="1D4ED8"/>
@@ -37950,7 +37950,7 @@
         </w:rPr>
         <w:t xml:space="preserve"> </w:t>
       </w:r>
-      <w:hyperlink w:history="1" r:id="rIdkhf-b-0o3l957xfzj5gwh">
+      <w:hyperlink w:history="1" r:id="rIdkbsxyfymkrvvfbt4maths">
         <w:r>
           <w:rPr>
             <w:color w:val="1D4ED8"/>
@@ -38011,7 +38011,7 @@
         </w:rPr>
         <w:t xml:space="preserve"> </w:t>
       </w:r>
-      <w:hyperlink w:history="1" r:id="rIdh6vif46er_bzghgnd57tv">
+      <w:hyperlink w:history="1" r:id="rIdovawg5whzg1hnvsl9s5oq">
         <w:r>
           <w:rPr>
             <w:color w:val="1D4ED8"/>
@@ -38072,7 +38072,7 @@
         </w:rPr>
         <w:t xml:space="preserve"> </w:t>
       </w:r>
-      <w:hyperlink w:history="1" r:id="rIdwv9nrc9j62uyf6zjt_qkh">
+      <w:hyperlink w:history="1" r:id="rIddygtsdc1krovdiggx5f80">
         <w:r>
           <w:rPr>
             <w:color w:val="1D4ED8"/>
@@ -38176,7 +38176,7 @@
         </w:rPr>
         <w:t xml:space="preserve"> </w:t>
       </w:r>
-      <w:hyperlink w:history="1" r:id="rIdhlo49y4sz8fhuxbtnnfrd">
+      <w:hyperlink w:history="1" r:id="rId9mhwnbbqmlyypt2n_8aiq">
         <w:r>
           <w:rPr>
             <w:color w:val="1D4ED8"/>
@@ -38237,7 +38237,7 @@
         </w:rPr>
         <w:t xml:space="preserve"> </w:t>
       </w:r>
-      <w:hyperlink w:history="1" r:id="rIdnbf7s-akpyuzcnmcyd6vc">
+      <w:hyperlink w:history="1" r:id="rIdjpb6jgnsoljj1yabs9pc_">
         <w:r>
           <w:rPr>
             <w:color w:val="1D4ED8"/>
@@ -38298,7 +38298,7 @@
         </w:rPr>
         <w:t xml:space="preserve"> </w:t>
       </w:r>
-      <w:hyperlink w:history="1" r:id="rIdwtc_3n33wz0gbaaospybk">
+      <w:hyperlink w:history="1" r:id="rIdr_i7wdecuyk0xevjmfper">
         <w:r>
           <w:rPr>
             <w:color w:val="1D4ED8"/>
@@ -38359,7 +38359,7 @@
         </w:rPr>
         <w:t xml:space="preserve"> </w:t>
       </w:r>
-      <w:hyperlink w:history="1" r:id="rIdpaxhdz4ixgzd0xbuomdzz">
+      <w:hyperlink w:history="1" r:id="rId_fsd3s0xk6xulz4q6b0vm">
         <w:r>
           <w:rPr>
             <w:color w:val="1D4ED8"/>
@@ -38447,7 +38447,7 @@
         </w:rPr>
         <w:t xml:space="preserve"> </w:t>
       </w:r>
-      <w:hyperlink w:history="1" r:id="rIdlb4q__owmbwcnhfgsaqlo">
+      <w:hyperlink w:history="1" r:id="rIdnfj2cu-idyzi-7rgtm-_2">
         <w:r>
           <w:rPr>
             <w:color w:val="1D4ED8"/>
@@ -38508,7 +38508,7 @@
         </w:rPr>
         <w:t xml:space="preserve"> </w:t>
       </w:r>
-      <w:hyperlink w:history="1" r:id="rIdknewwgjntxjsleastne-1">
+      <w:hyperlink w:history="1" r:id="rIdwomvlgmqghvhnpqwlo5wq">
         <w:r>
           <w:rPr>
             <w:color w:val="1D4ED8"/>
@@ -38569,7 +38569,7 @@
         </w:rPr>
         <w:t xml:space="preserve"> </w:t>
       </w:r>
-      <w:hyperlink w:history="1" r:id="rIdauh8qz-nrjsdutqrtld8t">
+      <w:hyperlink w:history="1" r:id="rIdm_2c4wpuulux7sn7nuxxf">
         <w:r>
           <w:rPr>
             <w:color w:val="1D4ED8"/>
@@ -38630,7 +38630,7 @@
         </w:rPr>
         <w:t xml:space="preserve"> </w:t>
       </w:r>
-      <w:hyperlink w:history="1" r:id="rIdrk3kp9wk9a-3xi_sevhxe">
+      <w:hyperlink w:history="1" r:id="rId_2tbvwyqygrydsmus4kgu">
         <w:r>
           <w:rPr>
             <w:color w:val="1D4ED8"/>
@@ -38777,7 +38777,7 @@
         </w:rPr>
         <w:t xml:space="preserve"> </w:t>
       </w:r>
-      <w:hyperlink w:history="1" r:id="rIdsuha478a11dmmve5euuav">
+      <w:hyperlink w:history="1" r:id="rIdbbywrqucfy1qzk8zeaza1">
         <w:r>
           <w:rPr>
             <w:color w:val="1D4ED8"/>
@@ -38838,7 +38838,7 @@
         </w:rPr>
         <w:t xml:space="preserve"> </w:t>
       </w:r>
-      <w:hyperlink w:history="1" r:id="rIdjk_bkqkb9ewyj58fugjjt">
+      <w:hyperlink w:history="1" r:id="rIdte_ijcs88bt4gv_r9istp">
         <w:r>
           <w:rPr>
             <w:color w:val="1D4ED8"/>
@@ -38899,7 +38899,7 @@
         </w:rPr>
         <w:t xml:space="preserve"> </w:t>
       </w:r>
-      <w:hyperlink w:history="1" r:id="rIdfqyhjhz4kqkxtwlqxgkm9">
+      <w:hyperlink w:history="1" r:id="rId3q0bpolq2i4yttkmap4oz">
         <w:r>
           <w:rPr>
             <w:color w:val="1D4ED8"/>
@@ -38971,7 +38971,7 @@
         </w:rPr>
         <w:t xml:space="preserve"> </w:t>
       </w:r>
-      <w:hyperlink w:history="1" r:id="rIdvjt7ibttvuldxqiykpogq">
+      <w:hyperlink w:history="1" r:id="rIdzabirmmeokk7tq8t__gmb">
         <w:r>
           <w:rPr>
             <w:color w:val="1D4ED8"/>
@@ -39032,7 +39032,7 @@
         </w:rPr>
         <w:t xml:space="preserve"> </w:t>
       </w:r>
-      <w:hyperlink w:history="1" r:id="rId3bcs1uq_8ia56vismk5au">
+      <w:hyperlink w:history="1" r:id="rId9lztl5iwxwn2ujlcvx4vm">
         <w:r>
           <w:rPr>
             <w:color w:val="1D4ED8"/>
@@ -39093,7 +39093,7 @@
         </w:rPr>
         <w:t xml:space="preserve"> </w:t>
       </w:r>
-      <w:hyperlink w:history="1" r:id="rIda8rkvtxebwsihqdx6hzko">
+      <w:hyperlink w:history="1" r:id="rIdytzlzopa8va7bf7jq0but">
         <w:r>
           <w:rPr>
             <w:color w:val="1D4ED8"/>
@@ -39154,7 +39154,7 @@
         </w:rPr>
         <w:t xml:space="preserve"> </w:t>
       </w:r>
-      <w:hyperlink w:history="1" r:id="rIddwx4u0yphjw0upn7_pxux">
+      <w:hyperlink w:history="1" r:id="rIdr1w_byq1z36ntgwblinxt">
         <w:r>
           <w:rPr>
             <w:color w:val="1D4ED8"/>
@@ -39215,7 +39215,7 @@
         </w:rPr>
         <w:t xml:space="preserve"> </w:t>
       </w:r>
-      <w:hyperlink w:history="1" r:id="rIdsvmpltsvclhf4kmtjpb1l">
+      <w:hyperlink w:history="1" r:id="rId56yhfavse4mtax-qhnjum">
         <w:r>
           <w:rPr>
             <w:color w:val="1D4ED8"/>
@@ -39276,7 +39276,7 @@
         </w:rPr>
         <w:t xml:space="preserve"> </w:t>
       </w:r>
-      <w:hyperlink w:history="1" r:id="rIduh-pq6zgfg-kbhci6qjtj">
+      <w:hyperlink w:history="1" r:id="rIdutfpvmgmtmm0m71icgrer">
         <w:r>
           <w:rPr>
             <w:color w:val="1D4ED8"/>
@@ -39337,7 +39337,7 @@
         </w:rPr>
         <w:t xml:space="preserve"> </w:t>
       </w:r>
-      <w:hyperlink w:history="1" r:id="rIdi961gt-fxbtooupqolsu7">
+      <w:hyperlink w:history="1" r:id="rIdz9g82udiusii4ytwliscz">
         <w:r>
           <w:rPr>
             <w:color w:val="1D4ED8"/>
@@ -39398,7 +39398,7 @@
         </w:rPr>
         <w:t xml:space="preserve"> </w:t>
       </w:r>
-      <w:hyperlink w:history="1" r:id="rIdb-xahb_kyvmmyepltacix">
+      <w:hyperlink w:history="1" r:id="rIdv9asnszuq36okaujgg1ci">
         <w:r>
           <w:rPr>
             <w:color w:val="1D4ED8"/>
@@ -39459,7 +39459,7 @@
         </w:rPr>
         <w:t xml:space="preserve"> </w:t>
       </w:r>
-      <w:hyperlink w:history="1" r:id="rIdyh4cgkkuvkoxziqc3uo5z">
+      <w:hyperlink w:history="1" r:id="rIdtcqib1_wagkixjwz7uao1">
         <w:r>
           <w:rPr>
             <w:color w:val="1D4ED8"/>
@@ -39520,7 +39520,7 @@
         </w:rPr>
         <w:t xml:space="preserve"> </w:t>
       </w:r>
-      <w:hyperlink w:history="1" r:id="rIdyb8fpajaen7zbzbo81qje">
+      <w:hyperlink w:history="1" r:id="rIduwbd9leldqf2iluzuge6y">
         <w:r>
           <w:rPr>
             <w:color w:val="1D4ED8"/>
@@ -39581,7 +39581,7 @@
         </w:rPr>
         <w:t xml:space="preserve"> </w:t>
       </w:r>
-      <w:hyperlink w:history="1" r:id="rIdz0w3bdnrmifpmczh8rgko">
+      <w:hyperlink w:history="1" r:id="rIdmiwcq2typ4vugafcdmuyb">
         <w:r>
           <w:rPr>
             <w:color w:val="1D4ED8"/>
@@ -39642,7 +39642,7 @@
         </w:rPr>
         <w:t xml:space="preserve"> </w:t>
       </w:r>
-      <w:hyperlink w:history="1" r:id="rIdsdyqvabyamq1kjllrnczv">
+      <w:hyperlink w:history="1" r:id="rIdjygsiodl35xnpr1f5l5yw">
         <w:r>
           <w:rPr>
             <w:color w:val="1D4ED8"/>
@@ -39703,7 +39703,7 @@
         </w:rPr>
         <w:t xml:space="preserve"> </w:t>
       </w:r>
-      <w:hyperlink w:history="1" r:id="rIds2c4khwgv_1phwweyusid">
+      <w:hyperlink w:history="1" r:id="rIdy32jxvwujrqc9earuyxpx">
         <w:r>
           <w:rPr>
             <w:color w:val="1D4ED8"/>
@@ -39764,7 +39764,7 @@
         </w:rPr>
         <w:t xml:space="preserve"> </w:t>
       </w:r>
-      <w:hyperlink w:history="1" r:id="rIdrtedx3kii794ep-cdbzj4">
+      <w:hyperlink w:history="1" r:id="rIdsc45yh5lj-juxzfyxdcyg">
         <w:r>
           <w:rPr>
             <w:color w:val="1D4ED8"/>
@@ -39825,7 +39825,7 @@
         </w:rPr>
         <w:t xml:space="preserve"> </w:t>
       </w:r>
-      <w:hyperlink w:history="1" r:id="rIdltryvz884ddekfg8mhrwr">
+      <w:hyperlink w:history="1" r:id="rIdhgutfwrbvsnrgetnqb5d-">
         <w:r>
           <w:rPr>
             <w:color w:val="1D4ED8"/>
@@ -39886,7 +39886,7 @@
         </w:rPr>
         <w:t xml:space="preserve"> </w:t>
       </w:r>
-      <w:hyperlink w:history="1" r:id="rIddveypu-a--qwpsmw6yvqb">
+      <w:hyperlink w:history="1" r:id="rIdvbmg2pzxxvxs6i9egzhhp">
         <w:r>
           <w:rPr>
             <w:color w:val="1D4ED8"/>
@@ -39947,7 +39947,7 @@
         </w:rPr>
         <w:t xml:space="preserve"> </w:t>
       </w:r>
-      <w:hyperlink w:history="1" r:id="rIdv4nzshrsdq5p_191l17cv">
+      <w:hyperlink w:history="1" r:id="rIdiqqov0zrch_s3om-d_tam">
         <w:r>
           <w:rPr>
             <w:color w:val="1D4ED8"/>
@@ -40008,7 +40008,7 @@
         </w:rPr>
         <w:t xml:space="preserve"> </w:t>
       </w:r>
-      <w:hyperlink w:history="1" r:id="rId7rti8uvvckiuhbijtqvbg">
+      <w:hyperlink w:history="1" r:id="rIdbycocioiq8kgs4-jx0yhg">
         <w:r>
           <w:rPr>
             <w:color w:val="1D4ED8"/>
@@ -40069,7 +40069,7 @@
         </w:rPr>
         <w:t xml:space="preserve"> </w:t>
       </w:r>
-      <w:hyperlink w:history="1" r:id="rIdv63rhb3lbmitzgz0odgbu">
+      <w:hyperlink w:history="1" r:id="rIdmxxr-2y6c-l9o_fbu7_bo">
         <w:r>
           <w:rPr>
             <w:color w:val="1D4ED8"/>
@@ -40130,7 +40130,7 @@
         </w:rPr>
         <w:t xml:space="preserve"> </w:t>
       </w:r>
-      <w:hyperlink w:history="1" r:id="rIdfpu4g9hz3x-mprnqjlsf8">
+      <w:hyperlink w:history="1" r:id="rIdqzvsgf0tnxc0pt0jchsbr">
         <w:r>
           <w:rPr>
             <w:color w:val="1D4ED8"/>
@@ -40159,7 +40159,7 @@
           <w:sz w:val="18"/>
           <w:szCs w:val="18"/>
         </w:rPr>
-        <w:t xml:space="preserve">Note on verification: no full text was opened, so the equations of the papers are representative formulations; those marked "derived" are derivations of this document. The 20 titles were checked against the 460 articles of the previous documents, with no overlap; the check flagged [H3] as close to another paper on the design of causal experiments, but it is a different paper, and [P2] is the long version of a short PRL letter included earlier. Unconfirmed points: which author of [O1] holds the Oxford address in the PNAS block; the Oxford affiliation for [O2] comes from the arXiv version and the exact form of the minimal effect was not seen; the entropy functional in [O4]; the volume, issue and pages of [H1] and its affiliation from the arXiv version; the DOI of [H4], for which the PMC link is given; the link of the Wyss affiliation to M. Levin in [H5]; the OpenReview forum for [BK2]; the pages of [BK3], [BK5] and [P3]; the affiliation of B. Eysenbach in [P3] from the Princeton portal and from the first page seen in the search; the DOI of [P4]. The numbers of Section 9 come from the code in experiments/rrjedha_go/ and are reproduced with three commands.</w:t>
+        <w:t xml:space="preserve">Note on verification: no full text was opened, so the equations of the papers are representative formulations; those marked "derived" were derived in this document. The 20 titles were checked against the 460 articles of the previous documents, with no overlap; the check flagged [H3] as close to another paper on the design of causal experiments, but it is a different paper, and [P2] is the long version of a short PRL letter included earlier. Unconfirmed points: which author of [O1] holds the Oxford address in the PNAS block; the Oxford affiliation for [O2] comes from the arXiv version and the exact form of the minimal effect was not seen; the entropy functional in [O4]; the volume, issue and pages of [H1] and its affiliation from the arXiv version; the DOI of [H4], for which the PMC link is given; the link of the Wyss affiliation to M. Levin in [H5]; the OpenReview forum for [BK2]; the pages of [BK3], [BK5] and [P3]; the affiliation of B. Eysenbach in [P3] from the Princeton portal and from the first page seen in the search; the DOI of [P4]. The numbers of Section 9 come from the code in experiments/rrjedha_go/ and are reproduced with three commands.</w:t>
       </w:r>
     </w:p>
     <w:sectPr>
